--- a/3_SISTEMA/ECU_IniciarSesion.docx
+++ b/3_SISTEMA/ECU_IniciarSesion.docx
@@ -1,10 +1,10 @@
 
 <file path=word/document.xml><?xml version="1.0" encoding="utf-8"?>
-<w:document xmlns:wpc="http://schemas.microsoft.com/office/word/2010/wordprocessingCanvas" xmlns:cx="http://schemas.microsoft.com/office/drawing/2014/chartex" xmlns:cx1="http://schemas.microsoft.com/office/drawing/2015/9/8/chartex" xmlns:cx2="http://schemas.microsoft.com/office/drawing/2015/10/21/chartex" xmlns:cx3="http://schemas.microsoft.com/office/drawing/2016/5/9/chartex" xmlns:cx4="http://schemas.microsoft.com/office/drawing/2016/5/10/chartex" xmlns:cx5="http://schemas.microsoft.com/office/drawing/2016/5/11/chartex" xmlns:cx6="http://schemas.microsoft.com/office/drawing/2016/5/12/chartex" xmlns:cx7="http://schemas.microsoft.com/office/drawing/2016/5/13/chartex" xmlns:cx8="http://schemas.microsoft.com/office/drawing/2016/5/14/chartex" xmlns:mc="http://schemas.openxmlformats.org/markup-compatibility/2006" xmlns:aink="http://schemas.microsoft.com/office/drawing/2016/ink" xmlns:am3d="http://schemas.microsoft.com/office/drawing/2017/model3d" xmlns:o="urn:schemas-microsoft-com:office:office" xmlns:oel="http://schemas.microsoft.com/office/2019/extlst" xmlns:r="http://schemas.openxmlformats.org/officeDocument/2006/relationships" xmlns:m="http://schemas.openxmlformats.org/officeDocument/2006/math" xmlns:v="urn:schemas-microsoft-com:vml" xmlns:wp14="http://schemas.microsoft.com/office/word/2010/wordprocessingDrawing" xmlns:wp="http://schemas.openxmlformats.org/drawingml/2006/wordprocessingDrawing" xmlns:w10="urn:schemas-microsoft-com:office:word" xmlns:w="http://schemas.openxmlformats.org/wordprocessingml/2006/main" xmlns:w14="http://schemas.microsoft.com/office/word/2010/wordml" xmlns:w15="http://schemas.microsoft.com/office/word/2012/wordml" xmlns:w16cex="http://schemas.microsoft.com/office/word/2018/wordml/cex" xmlns:w16cid="http://schemas.microsoft.com/office/word/2016/wordml/cid" xmlns:w16="http://schemas.microsoft.com/office/word/2018/wordml" xmlns:w16du="http://schemas.microsoft.com/office/word/2023/wordml/word16du" xmlns:w16sdtdh="http://schemas.microsoft.com/office/word/2020/wordml/sdtdatahash" xmlns:w16sdtfl="http://schemas.microsoft.com/office/word/2024/wordml/sdtformatlock" xmlns:w16se="http://schemas.microsoft.com/office/word/2015/wordml/symex" xmlns:wpg="http://schemas.microsoft.com/office/word/2010/wordprocessingGroup" xmlns:wpi="http://schemas.microsoft.com/office/word/2010/wordprocessingInk" xmlns:wne="http://schemas.microsoft.com/office/word/2006/wordml" xmlns:wps="http://schemas.microsoft.com/office/word/2010/wordprocessingShape" mc:Ignorable="w14 w15 w16se w16cid w16 w16cex w16sdtdh w16sdtfl w16du wp14">
+<w:document xmlns:wpc="http://schemas.microsoft.com/office/word/2010/wordprocessingCanvas" xmlns:cx="http://schemas.microsoft.com/office/drawing/2014/chartex" xmlns:cx1="http://schemas.microsoft.com/office/drawing/2015/9/8/chartex" xmlns:cx2="http://schemas.microsoft.com/office/drawing/2015/10/21/chartex" xmlns:cx3="http://schemas.microsoft.com/office/drawing/2016/5/9/chartex" xmlns:cx4="http://schemas.microsoft.com/office/drawing/2016/5/10/chartex" xmlns:cx5="http://schemas.microsoft.com/office/drawing/2016/5/11/chartex" xmlns:cx6="http://schemas.microsoft.com/office/drawing/2016/5/12/chartex" xmlns:cx7="http://schemas.microsoft.com/office/drawing/2016/5/13/chartex" xmlns:cx8="http://schemas.microsoft.com/office/drawing/2016/5/14/chartex" xmlns:mc="http://schemas.openxmlformats.org/markup-compatibility/2006" xmlns:aink="http://schemas.microsoft.com/office/drawing/2016/ink" xmlns:am3d="http://schemas.microsoft.com/office/drawing/2017/model3d" xmlns:o="urn:schemas-microsoft-com:office:office" xmlns:r="http://schemas.openxmlformats.org/officeDocument/2006/relationships" xmlns:m="http://schemas.openxmlformats.org/officeDocument/2006/math" xmlns:v="urn:schemas-microsoft-com:vml" xmlns:wp14="http://schemas.microsoft.com/office/word/2010/wordprocessingDrawing" xmlns:wp="http://schemas.openxmlformats.org/drawingml/2006/wordprocessingDrawing" xmlns:w10="urn:schemas-microsoft-com:office:word" xmlns:w="http://schemas.openxmlformats.org/wordprocessingml/2006/main" xmlns:w14="http://schemas.microsoft.com/office/word/2010/wordml" xmlns:w15="http://schemas.microsoft.com/office/word/2012/wordml" xmlns:w16cex="http://schemas.microsoft.com/office/word/2018/wordml/cex" xmlns:w16cid="http://schemas.microsoft.com/office/word/2016/wordml/cid" xmlns:w16="http://schemas.microsoft.com/office/word/2018/wordml" xmlns:w16sdtdh="http://schemas.microsoft.com/office/word/2020/wordml/sdtdatahash" xmlns:w16se="http://schemas.microsoft.com/office/word/2015/wordml/symex" xmlns:wpg="http://schemas.microsoft.com/office/word/2010/wordprocessingGroup" xmlns:wpi="http://schemas.microsoft.com/office/word/2010/wordprocessingInk" xmlns:wne="http://schemas.microsoft.com/office/word/2006/wordml" xmlns:wps="http://schemas.microsoft.com/office/word/2010/wordprocessingShape" mc:Ignorable="w14 w15 w16se w16cid w16 w16cex w16sdtdh wp14">
   <w:body>
     <w:p>
       <w:pPr>
-        <w:pStyle w:val="Title"/>
+        <w:pStyle w:val="Ttulo"/>
         <w:pBdr>
           <w:bottom w:val="single" w:sz="12" w:space="1" w:color="auto"/>
         </w:pBdr>
@@ -25,6 +25,7 @@
         </w:rPr>
         <w:t xml:space="preserve">Sistema </w:t>
       </w:r>
+      <w:proofErr w:type="spellStart"/>
       <w:r>
         <w:rPr>
           <w:rFonts w:cs="Arial"/>
@@ -34,6 +35,7 @@
         </w:rPr>
         <w:t>MercyDesk</w:t>
       </w:r>
+      <w:proofErr w:type="spellEnd"/>
     </w:p>
     <w:p>
       <w:pPr>
@@ -86,7 +88,7 @@
     </w:p>
     <w:p>
       <w:pPr>
-        <w:pStyle w:val="Title"/>
+        <w:pStyle w:val="Ttulo"/>
         <w:jc w:val="right"/>
         <w:rPr>
           <w:rFonts w:cs="Arial"/>
@@ -107,7 +109,7 @@
     </w:p>
     <w:p>
       <w:pPr>
-        <w:pStyle w:val="Title"/>
+        <w:pStyle w:val="Ttulo"/>
         <w:jc w:val="right"/>
         <w:rPr>
           <w:rFonts w:cs="Arial"/>
@@ -130,7 +132,7 @@
     </w:p>
     <w:p>
       <w:pPr>
-        <w:pStyle w:val="Title"/>
+        <w:pStyle w:val="Ttulo"/>
         <w:jc w:val="right"/>
         <w:rPr>
           <w:rFonts w:cs="Arial"/>
@@ -183,7 +185,7 @@
     </w:p>
     <w:p>
       <w:pPr>
-        <w:pStyle w:val="BodyText"/>
+        <w:pStyle w:val="Textoindependiente"/>
         <w:rPr>
           <w:rFonts w:ascii="Arial" w:hAnsi="Arial" w:cs="Arial"/>
           <w:sz w:val="24"/>
@@ -194,7 +196,7 @@
     </w:p>
     <w:p>
       <w:pPr>
-        <w:pStyle w:val="BodyText2"/>
+        <w:pStyle w:val="Textoindependiente2"/>
         <w:ind w:left="720"/>
         <w:rPr>
           <w:rFonts w:ascii="Arial" w:hAnsi="Arial" w:cs="Arial"/>
@@ -216,7 +218,7 @@
     </w:p>
     <w:p>
       <w:pPr>
-        <w:pStyle w:val="Title"/>
+        <w:pStyle w:val="Ttulo"/>
         <w:rPr>
           <w:rFonts w:cs="Arial"/>
           <w:sz w:val="24"/>
@@ -227,7 +229,7 @@
     </w:p>
     <w:p>
       <w:pPr>
-        <w:pStyle w:val="Title"/>
+        <w:pStyle w:val="Ttulo"/>
         <w:rPr>
           <w:rFonts w:cs="Arial"/>
           <w:sz w:val="24"/>
@@ -535,8 +537,19 @@
                 <w:szCs w:val="24"/>
                 <w:lang w:val="es-419"/>
               </w:rPr>
-              <w:t>Angel Daniel Pintado Nizama</w:t>
+              <w:t xml:space="preserve">Angel Daniel Pintado </w:t>
             </w:r>
+            <w:proofErr w:type="spellStart"/>
+            <w:r>
+              <w:rPr>
+                <w:rFonts w:ascii="Arial" w:hAnsi="Arial" w:cs="Arial"/>
+                <w:sz w:val="24"/>
+                <w:szCs w:val="24"/>
+                <w:lang w:val="es-419"/>
+              </w:rPr>
+              <w:t>Nizama</w:t>
+            </w:r>
+            <w:proofErr w:type="spellEnd"/>
           </w:p>
           <w:p>
             <w:pPr>
@@ -620,6 +633,7 @@
                 <w:lang w:val="es-419" w:eastAsia="ja-JP"/>
               </w:rPr>
             </w:pPr>
+            <w:proofErr w:type="spellStart"/>
             <w:r>
               <w:rPr>
                 <w:rFonts w:ascii="Arial" w:hAnsi="Arial" w:cs="Arial" w:hint="eastAsia"/>
@@ -627,7 +641,17 @@
                 <w:szCs w:val="24"/>
                 <w:lang w:val="es-419" w:eastAsia="ja-JP"/>
               </w:rPr>
-              <w:t>Version Final</w:t>
+              <w:t>Version</w:t>
+            </w:r>
+            <w:proofErr w:type="spellEnd"/>
+            <w:r>
+              <w:rPr>
+                <w:rFonts w:ascii="Arial" w:hAnsi="Arial" w:cs="Arial" w:hint="eastAsia"/>
+                <w:sz w:val="24"/>
+                <w:szCs w:val="24"/>
+                <w:lang w:val="es-419" w:eastAsia="ja-JP"/>
+              </w:rPr>
+              <w:t xml:space="preserve"> Final</w:t>
             </w:r>
           </w:p>
         </w:tc>
@@ -653,7 +677,27 @@
                 <w:szCs w:val="24"/>
                 <w:lang w:val="es-419" w:eastAsia="ja-JP"/>
               </w:rPr>
-              <w:t>Marcelo Jesus Villalobos Castillo</w:t>
+              <w:t xml:space="preserve">Marcelo </w:t>
+            </w:r>
+            <w:proofErr w:type="spellStart"/>
+            <w:r>
+              <w:rPr>
+                <w:rFonts w:ascii="Arial" w:hAnsi="Arial" w:cs="Arial" w:hint="eastAsia"/>
+                <w:sz w:val="24"/>
+                <w:szCs w:val="24"/>
+                <w:lang w:val="es-419" w:eastAsia="ja-JP"/>
+              </w:rPr>
+              <w:t>Jesus</w:t>
+            </w:r>
+            <w:proofErr w:type="spellEnd"/>
+            <w:r>
+              <w:rPr>
+                <w:rFonts w:ascii="Arial" w:hAnsi="Arial" w:cs="Arial" w:hint="eastAsia"/>
+                <w:sz w:val="24"/>
+                <w:szCs w:val="24"/>
+                <w:lang w:val="es-419" w:eastAsia="ja-JP"/>
+              </w:rPr>
+              <w:t xml:space="preserve"> Villalobos Castillo</w:t>
             </w:r>
           </w:p>
         </w:tc>
@@ -727,7 +771,7 @@
     </w:tbl>
     <w:p>
       <w:pPr>
-        <w:pStyle w:val="Title"/>
+        <w:pStyle w:val="Ttulo"/>
         <w:tabs>
           <w:tab w:val="left" w:pos="8222"/>
         </w:tabs>
@@ -752,7 +796,7 @@
     </w:p>
     <w:p>
       <w:pPr>
-        <w:pStyle w:val="Title"/>
+        <w:pStyle w:val="Ttulo"/>
         <w:spacing w:line="360" w:lineRule="auto"/>
         <w:rPr>
           <w:rFonts w:cs="Arial"/>
@@ -838,7 +882,47 @@
           <w:szCs w:val="24"/>
           <w:lang w:val="es-419"/>
         </w:rPr>
-        <w:t>Este caso de uso permite que los usuarios autorizados (Recepcionista, Técnico, Administrador y Encargado de Logística) accedan al sistema ElecSolu Desk mediante el ingreso de sus credenciales, validando su identidad para utilizar las funcionalidades correspondientes a su rol.</w:t>
+        <w:t xml:space="preserve">Este caso de uso permite que los usuarios autorizados (Recepcionista, Técnico, Administrador y Encargado de Logística) accedan al sistema </w:t>
+      </w:r>
+      <w:proofErr w:type="spellStart"/>
+      <w:r>
+        <w:rPr>
+          <w:rFonts w:ascii="Arial" w:hAnsi="Arial" w:cs="Arial"/>
+          <w:sz w:val="24"/>
+          <w:szCs w:val="24"/>
+          <w:lang w:val="es-419"/>
+        </w:rPr>
+        <w:t>ElecSolu</w:t>
+      </w:r>
+      <w:proofErr w:type="spellEnd"/>
+      <w:r>
+        <w:rPr>
+          <w:rFonts w:ascii="Arial" w:hAnsi="Arial" w:cs="Arial"/>
+          <w:sz w:val="24"/>
+          <w:szCs w:val="24"/>
+          <w:lang w:val="es-419"/>
+        </w:rPr>
+        <w:t xml:space="preserve"> </w:t>
+      </w:r>
+      <w:proofErr w:type="spellStart"/>
+      <w:r>
+        <w:rPr>
+          <w:rFonts w:ascii="Arial" w:hAnsi="Arial" w:cs="Arial"/>
+          <w:sz w:val="24"/>
+          <w:szCs w:val="24"/>
+          <w:lang w:val="es-419"/>
+        </w:rPr>
+        <w:t>Desk</w:t>
+      </w:r>
+      <w:proofErr w:type="spellEnd"/>
+      <w:r>
+        <w:rPr>
+          <w:rFonts w:ascii="Arial" w:hAnsi="Arial" w:cs="Arial"/>
+          <w:sz w:val="24"/>
+          <w:szCs w:val="24"/>
+          <w:lang w:val="es-419"/>
+        </w:rPr>
+        <w:t xml:space="preserve"> mediante el ingreso de sus credenciales, validando su identidad para utilizar las funcionalidades correspondientes a su rol.</w:t>
       </w:r>
     </w:p>
     <w:p>
@@ -1062,7 +1146,85 @@
           <w:szCs w:val="24"/>
           <w:lang w:val="es-419"/>
         </w:rPr>
-        <w:t>El usuario ejecuta la aplicación ElecSolu Desk App.</w:t>
+        <w:t xml:space="preserve">El usuario </w:t>
+      </w:r>
+      <w:r>
+        <w:rPr>
+          <w:rFonts w:ascii="Arial" w:hAnsi="Arial" w:cs="Arial"/>
+          <w:sz w:val="24"/>
+          <w:szCs w:val="24"/>
+          <w:lang w:val="es-419"/>
+        </w:rPr>
+        <w:t xml:space="preserve">da doble </w:t>
+      </w:r>
+      <w:proofErr w:type="spellStart"/>
+      <w:r>
+        <w:rPr>
+          <w:rFonts w:ascii="Arial" w:hAnsi="Arial" w:cs="Arial"/>
+          <w:sz w:val="24"/>
+          <w:szCs w:val="24"/>
+          <w:lang w:val="es-419"/>
+        </w:rPr>
+        <w:t>click</w:t>
+      </w:r>
+      <w:proofErr w:type="spellEnd"/>
+      <w:r>
+        <w:rPr>
+          <w:rFonts w:ascii="Arial" w:hAnsi="Arial" w:cs="Arial"/>
+          <w:sz w:val="24"/>
+          <w:szCs w:val="24"/>
+          <w:lang w:val="es-419"/>
+        </w:rPr>
+        <w:t xml:space="preserve"> sobre el icono</w:t>
+      </w:r>
+      <w:r>
+        <w:rPr>
+          <w:rFonts w:ascii="Arial" w:hAnsi="Arial" w:cs="Arial"/>
+          <w:sz w:val="24"/>
+          <w:szCs w:val="24"/>
+          <w:lang w:val="es-419"/>
+        </w:rPr>
+        <w:t xml:space="preserve"> E</w:t>
+      </w:r>
+      <w:proofErr w:type="spellStart"/>
+      <w:r>
+        <w:rPr>
+          <w:rFonts w:ascii="Arial" w:hAnsi="Arial" w:cs="Arial"/>
+          <w:sz w:val="24"/>
+          <w:szCs w:val="24"/>
+          <w:lang w:val="es-419"/>
+        </w:rPr>
+        <w:t>lecSolu</w:t>
+      </w:r>
+      <w:proofErr w:type="spellEnd"/>
+      <w:r>
+        <w:rPr>
+          <w:rFonts w:ascii="Arial" w:hAnsi="Arial" w:cs="Arial"/>
+          <w:sz w:val="24"/>
+          <w:szCs w:val="24"/>
+          <w:lang w:val="es-419"/>
+        </w:rPr>
+        <w:t xml:space="preserve"> </w:t>
+      </w:r>
+      <w:proofErr w:type="spellStart"/>
+      <w:r>
+        <w:rPr>
+          <w:rFonts w:ascii="Arial" w:hAnsi="Arial" w:cs="Arial"/>
+          <w:sz w:val="24"/>
+          <w:szCs w:val="24"/>
+          <w:lang w:val="es-419"/>
+        </w:rPr>
+        <w:t>Desk</w:t>
+      </w:r>
+      <w:proofErr w:type="spellEnd"/>
+      <w:r>
+        <w:rPr>
+          <w:rFonts w:ascii="Arial" w:hAnsi="Arial" w:cs="Arial"/>
+          <w:sz w:val="24"/>
+          <w:szCs w:val="24"/>
+          <w:lang w:val="es-419"/>
+        </w:rPr>
+        <w:t xml:space="preserve"> App.</w:t>
       </w:r>
     </w:p>
     <w:p>
@@ -2191,7 +2353,7 @@
 </file>
 
 <file path=word/endnotes.xml><?xml version="1.0" encoding="utf-8"?>
-<w:endnotes xmlns:wpc="http://schemas.microsoft.com/office/word/2010/wordprocessingCanvas" xmlns:cx="http://schemas.microsoft.com/office/drawing/2014/chartex" xmlns:cx1="http://schemas.microsoft.com/office/drawing/2015/9/8/chartex" xmlns:cx2="http://schemas.microsoft.com/office/drawing/2015/10/21/chartex" xmlns:cx3="http://schemas.microsoft.com/office/drawing/2016/5/9/chartex" xmlns:cx4="http://schemas.microsoft.com/office/drawing/2016/5/10/chartex" xmlns:cx5="http://schemas.microsoft.com/office/drawing/2016/5/11/chartex" xmlns:cx6="http://schemas.microsoft.com/office/drawing/2016/5/12/chartex" xmlns:cx7="http://schemas.microsoft.com/office/drawing/2016/5/13/chartex" xmlns:cx8="http://schemas.microsoft.com/office/drawing/2016/5/14/chartex" xmlns:mc="http://schemas.openxmlformats.org/markup-compatibility/2006" xmlns:aink="http://schemas.microsoft.com/office/drawing/2016/ink" xmlns:am3d="http://schemas.microsoft.com/office/drawing/2017/model3d" xmlns:o="urn:schemas-microsoft-com:office:office" xmlns:oel="http://schemas.microsoft.com/office/2019/extlst" xmlns:r="http://schemas.openxmlformats.org/officeDocument/2006/relationships" xmlns:m="http://schemas.openxmlformats.org/officeDocument/2006/math" xmlns:v="urn:schemas-microsoft-com:vml" xmlns:wp14="http://schemas.microsoft.com/office/word/2010/wordprocessingDrawing" xmlns:wp="http://schemas.openxmlformats.org/drawingml/2006/wordprocessingDrawing" xmlns:w10="urn:schemas-microsoft-com:office:word" xmlns:w="http://schemas.openxmlformats.org/wordprocessingml/2006/main" xmlns:w14="http://schemas.microsoft.com/office/word/2010/wordml" xmlns:w15="http://schemas.microsoft.com/office/word/2012/wordml" xmlns:w16cex="http://schemas.microsoft.com/office/word/2018/wordml/cex" xmlns:w16cid="http://schemas.microsoft.com/office/word/2016/wordml/cid" xmlns:w16="http://schemas.microsoft.com/office/word/2018/wordml" xmlns:w16du="http://schemas.microsoft.com/office/word/2023/wordml/word16du" xmlns:w16sdtdh="http://schemas.microsoft.com/office/word/2020/wordml/sdtdatahash" xmlns:w16sdtfl="http://schemas.microsoft.com/office/word/2024/wordml/sdtformatlock" xmlns:w16se="http://schemas.microsoft.com/office/word/2015/wordml/symex" xmlns:wpg="http://schemas.microsoft.com/office/word/2010/wordprocessingGroup" xmlns:wpi="http://schemas.microsoft.com/office/word/2010/wordprocessingInk" xmlns:wne="http://schemas.microsoft.com/office/word/2006/wordml" xmlns:wps="http://schemas.microsoft.com/office/word/2010/wordprocessingShape" mc:Ignorable="w14 w15 w16se w16cid w16 w16cex w16sdtdh w16sdtfl w16du wp14">
+<w:endnotes xmlns:wpc="http://schemas.microsoft.com/office/word/2010/wordprocessingCanvas" xmlns:cx="http://schemas.microsoft.com/office/drawing/2014/chartex" xmlns:cx1="http://schemas.microsoft.com/office/drawing/2015/9/8/chartex" xmlns:cx2="http://schemas.microsoft.com/office/drawing/2015/10/21/chartex" xmlns:cx3="http://schemas.microsoft.com/office/drawing/2016/5/9/chartex" xmlns:cx4="http://schemas.microsoft.com/office/drawing/2016/5/10/chartex" xmlns:cx5="http://schemas.microsoft.com/office/drawing/2016/5/11/chartex" xmlns:cx6="http://schemas.microsoft.com/office/drawing/2016/5/12/chartex" xmlns:cx7="http://schemas.microsoft.com/office/drawing/2016/5/13/chartex" xmlns:cx8="http://schemas.microsoft.com/office/drawing/2016/5/14/chartex" xmlns:mc="http://schemas.openxmlformats.org/markup-compatibility/2006" xmlns:aink="http://schemas.microsoft.com/office/drawing/2016/ink" xmlns:am3d="http://schemas.microsoft.com/office/drawing/2017/model3d" xmlns:o="urn:schemas-microsoft-com:office:office" xmlns:r="http://schemas.openxmlformats.org/officeDocument/2006/relationships" xmlns:m="http://schemas.openxmlformats.org/officeDocument/2006/math" xmlns:v="urn:schemas-microsoft-com:vml" xmlns:wp14="http://schemas.microsoft.com/office/word/2010/wordprocessingDrawing" xmlns:wp="http://schemas.openxmlformats.org/drawingml/2006/wordprocessingDrawing" xmlns:w10="urn:schemas-microsoft-com:office:word" xmlns:w="http://schemas.openxmlformats.org/wordprocessingml/2006/main" xmlns:w14="http://schemas.microsoft.com/office/word/2010/wordml" xmlns:w15="http://schemas.microsoft.com/office/word/2012/wordml" xmlns:w16cex="http://schemas.microsoft.com/office/word/2018/wordml/cex" xmlns:w16cid="http://schemas.microsoft.com/office/word/2016/wordml/cid" xmlns:w16="http://schemas.microsoft.com/office/word/2018/wordml" xmlns:w16sdtdh="http://schemas.microsoft.com/office/word/2020/wordml/sdtdatahash" xmlns:w16se="http://schemas.microsoft.com/office/word/2015/wordml/symex" xmlns:wpg="http://schemas.microsoft.com/office/word/2010/wordprocessingGroup" xmlns:wpi="http://schemas.microsoft.com/office/word/2010/wordprocessingInk" xmlns:wne="http://schemas.microsoft.com/office/word/2006/wordml" xmlns:wps="http://schemas.microsoft.com/office/word/2010/wordprocessingShape" mc:Ignorable="w14 w15 w16se w16cid w16 w16cex w16sdtdh wp14">
   <w:endnote w:type="separator" w:id="-1">
     <w:p>
       <w:r>
@@ -2210,7 +2372,7 @@
 </file>
 
 <file path=word/footer1.xml><?xml version="1.0" encoding="utf-8"?>
-<w:ftr xmlns:wpc="http://schemas.microsoft.com/office/word/2010/wordprocessingCanvas" xmlns:cx="http://schemas.microsoft.com/office/drawing/2014/chartex" xmlns:cx1="http://schemas.microsoft.com/office/drawing/2015/9/8/chartex" xmlns:cx2="http://schemas.microsoft.com/office/drawing/2015/10/21/chartex" xmlns:cx3="http://schemas.microsoft.com/office/drawing/2016/5/9/chartex" xmlns:cx4="http://schemas.microsoft.com/office/drawing/2016/5/10/chartex" xmlns:cx5="http://schemas.microsoft.com/office/drawing/2016/5/11/chartex" xmlns:cx6="http://schemas.microsoft.com/office/drawing/2016/5/12/chartex" xmlns:cx7="http://schemas.microsoft.com/office/drawing/2016/5/13/chartex" xmlns:cx8="http://schemas.microsoft.com/office/drawing/2016/5/14/chartex" xmlns:mc="http://schemas.openxmlformats.org/markup-compatibility/2006" xmlns:aink="http://schemas.microsoft.com/office/drawing/2016/ink" xmlns:am3d="http://schemas.microsoft.com/office/drawing/2017/model3d" xmlns:o="urn:schemas-microsoft-com:office:office" xmlns:oel="http://schemas.microsoft.com/office/2019/extlst" xmlns:r="http://schemas.openxmlformats.org/officeDocument/2006/relationships" xmlns:m="http://schemas.openxmlformats.org/officeDocument/2006/math" xmlns:v="urn:schemas-microsoft-com:vml" xmlns:wp14="http://schemas.microsoft.com/office/word/2010/wordprocessingDrawing" xmlns:wp="http://schemas.openxmlformats.org/drawingml/2006/wordprocessingDrawing" xmlns:w10="urn:schemas-microsoft-com:office:word" xmlns:w="http://schemas.openxmlformats.org/wordprocessingml/2006/main" xmlns:w14="http://schemas.microsoft.com/office/word/2010/wordml" xmlns:w15="http://schemas.microsoft.com/office/word/2012/wordml" xmlns:w16cex="http://schemas.microsoft.com/office/word/2018/wordml/cex" xmlns:w16cid="http://schemas.microsoft.com/office/word/2016/wordml/cid" xmlns:w16="http://schemas.microsoft.com/office/word/2018/wordml" xmlns:w16du="http://schemas.microsoft.com/office/word/2023/wordml/word16du" xmlns:w16sdtdh="http://schemas.microsoft.com/office/word/2020/wordml/sdtdatahash" xmlns:w16sdtfl="http://schemas.microsoft.com/office/word/2024/wordml/sdtformatlock" xmlns:w16se="http://schemas.microsoft.com/office/word/2015/wordml/symex" xmlns:wpg="http://schemas.microsoft.com/office/word/2010/wordprocessingGroup" xmlns:wpi="http://schemas.microsoft.com/office/word/2010/wordprocessingInk" xmlns:wne="http://schemas.microsoft.com/office/word/2006/wordml" xmlns:wps="http://schemas.microsoft.com/office/word/2010/wordprocessingShape" mc:Ignorable="w14 w15 w16se w16cid w16 w16cex w16sdtdh w16sdtfl w16du wp14">
+<w:ftr xmlns:wpc="http://schemas.microsoft.com/office/word/2010/wordprocessingCanvas" xmlns:cx="http://schemas.microsoft.com/office/drawing/2014/chartex" xmlns:cx1="http://schemas.microsoft.com/office/drawing/2015/9/8/chartex" xmlns:cx2="http://schemas.microsoft.com/office/drawing/2015/10/21/chartex" xmlns:cx3="http://schemas.microsoft.com/office/drawing/2016/5/9/chartex" xmlns:cx4="http://schemas.microsoft.com/office/drawing/2016/5/10/chartex" xmlns:cx5="http://schemas.microsoft.com/office/drawing/2016/5/11/chartex" xmlns:cx6="http://schemas.microsoft.com/office/drawing/2016/5/12/chartex" xmlns:cx7="http://schemas.microsoft.com/office/drawing/2016/5/13/chartex" xmlns:cx8="http://schemas.microsoft.com/office/drawing/2016/5/14/chartex" xmlns:mc="http://schemas.openxmlformats.org/markup-compatibility/2006" xmlns:aink="http://schemas.microsoft.com/office/drawing/2016/ink" xmlns:am3d="http://schemas.microsoft.com/office/drawing/2017/model3d" xmlns:o="urn:schemas-microsoft-com:office:office" xmlns:r="http://schemas.openxmlformats.org/officeDocument/2006/relationships" xmlns:m="http://schemas.openxmlformats.org/officeDocument/2006/math" xmlns:v="urn:schemas-microsoft-com:vml" xmlns:wp14="http://schemas.microsoft.com/office/word/2010/wordprocessingDrawing" xmlns:wp="http://schemas.openxmlformats.org/drawingml/2006/wordprocessingDrawing" xmlns:w10="urn:schemas-microsoft-com:office:word" xmlns:w="http://schemas.openxmlformats.org/wordprocessingml/2006/main" xmlns:w14="http://schemas.microsoft.com/office/word/2010/wordml" xmlns:w15="http://schemas.microsoft.com/office/word/2012/wordml" xmlns:w16cex="http://schemas.microsoft.com/office/word/2018/wordml/cex" xmlns:w16cid="http://schemas.microsoft.com/office/word/2016/wordml/cid" xmlns:w16="http://schemas.microsoft.com/office/word/2018/wordml" xmlns:w16sdtdh="http://schemas.microsoft.com/office/word/2020/wordml/sdtdatahash" xmlns:w16se="http://schemas.microsoft.com/office/word/2015/wordml/symex" xmlns:wpg="http://schemas.microsoft.com/office/word/2010/wordprocessingGroup" xmlns:wpi="http://schemas.microsoft.com/office/word/2010/wordprocessingInk" xmlns:wne="http://schemas.microsoft.com/office/word/2006/wordml" xmlns:wps="http://schemas.microsoft.com/office/word/2010/wordprocessingShape" mc:Ignorable="w14 w15 w16se w16cid w16 w16cex w16sdtdh wp14">
   <w:tbl>
     <w:tblPr>
       <w:tblW w:w="0" w:type="auto"/>
@@ -2377,26 +2539,26 @@
           </w:r>
           <w:r>
             <w:rPr>
-              <w:rStyle w:val="PageNumber"/>
+              <w:rStyle w:val="Nmerodepgina"/>
             </w:rPr>
             <w:fldChar w:fldCharType="begin"/>
           </w:r>
           <w:r>
             <w:rPr>
-              <w:rStyle w:val="PageNumber"/>
+              <w:rStyle w:val="Nmerodepgina"/>
               <w:lang w:val="es-ES"/>
             </w:rPr>
             <w:instrText xml:space="preserve">page </w:instrText>
           </w:r>
           <w:r>
             <w:rPr>
-              <w:rStyle w:val="PageNumber"/>
+              <w:rStyle w:val="Nmerodepgina"/>
             </w:rPr>
             <w:fldChar w:fldCharType="separate"/>
           </w:r>
           <w:r>
             <w:rPr>
-              <w:rStyle w:val="PageNumber"/>
+              <w:rStyle w:val="Nmerodepgina"/>
               <w:noProof/>
               <w:lang w:val="es-ES"/>
             </w:rPr>
@@ -2404,7 +2566,7 @@
           </w:r>
           <w:r>
             <w:rPr>
-              <w:rStyle w:val="PageNumber"/>
+              <w:rStyle w:val="Nmerodepgina"/>
             </w:rPr>
             <w:fldChar w:fldCharType="end"/>
           </w:r>
@@ -2414,14 +2576,14 @@
   </w:tbl>
   <w:p>
     <w:pPr>
-      <w:pStyle w:val="Footer"/>
+      <w:pStyle w:val="Piedepgina"/>
     </w:pPr>
   </w:p>
 </w:ftr>
 </file>
 
 <file path=word/footnotes.xml><?xml version="1.0" encoding="utf-8"?>
-<w:footnotes xmlns:wpc="http://schemas.microsoft.com/office/word/2010/wordprocessingCanvas" xmlns:cx="http://schemas.microsoft.com/office/drawing/2014/chartex" xmlns:cx1="http://schemas.microsoft.com/office/drawing/2015/9/8/chartex" xmlns:cx2="http://schemas.microsoft.com/office/drawing/2015/10/21/chartex" xmlns:cx3="http://schemas.microsoft.com/office/drawing/2016/5/9/chartex" xmlns:cx4="http://schemas.microsoft.com/office/drawing/2016/5/10/chartex" xmlns:cx5="http://schemas.microsoft.com/office/drawing/2016/5/11/chartex" xmlns:cx6="http://schemas.microsoft.com/office/drawing/2016/5/12/chartex" xmlns:cx7="http://schemas.microsoft.com/office/drawing/2016/5/13/chartex" xmlns:cx8="http://schemas.microsoft.com/office/drawing/2016/5/14/chartex" xmlns:mc="http://schemas.openxmlformats.org/markup-compatibility/2006" xmlns:aink="http://schemas.microsoft.com/office/drawing/2016/ink" xmlns:am3d="http://schemas.microsoft.com/office/drawing/2017/model3d" xmlns:o="urn:schemas-microsoft-com:office:office" xmlns:oel="http://schemas.microsoft.com/office/2019/extlst" xmlns:r="http://schemas.openxmlformats.org/officeDocument/2006/relationships" xmlns:m="http://schemas.openxmlformats.org/officeDocument/2006/math" xmlns:v="urn:schemas-microsoft-com:vml" xmlns:wp14="http://schemas.microsoft.com/office/word/2010/wordprocessingDrawing" xmlns:wp="http://schemas.openxmlformats.org/drawingml/2006/wordprocessingDrawing" xmlns:w10="urn:schemas-microsoft-com:office:word" xmlns:w="http://schemas.openxmlformats.org/wordprocessingml/2006/main" xmlns:w14="http://schemas.microsoft.com/office/word/2010/wordml" xmlns:w15="http://schemas.microsoft.com/office/word/2012/wordml" xmlns:w16cex="http://schemas.microsoft.com/office/word/2018/wordml/cex" xmlns:w16cid="http://schemas.microsoft.com/office/word/2016/wordml/cid" xmlns:w16="http://schemas.microsoft.com/office/word/2018/wordml" xmlns:w16du="http://schemas.microsoft.com/office/word/2023/wordml/word16du" xmlns:w16sdtdh="http://schemas.microsoft.com/office/word/2020/wordml/sdtdatahash" xmlns:w16sdtfl="http://schemas.microsoft.com/office/word/2024/wordml/sdtformatlock" xmlns:w16se="http://schemas.microsoft.com/office/word/2015/wordml/symex" xmlns:wpg="http://schemas.microsoft.com/office/word/2010/wordprocessingGroup" xmlns:wpi="http://schemas.microsoft.com/office/word/2010/wordprocessingInk" xmlns:wne="http://schemas.microsoft.com/office/word/2006/wordml" xmlns:wps="http://schemas.microsoft.com/office/word/2010/wordprocessingShape" mc:Ignorable="w14 w15 w16se w16cid w16 w16cex w16sdtdh w16sdtfl w16du wp14">
+<w:footnotes xmlns:wpc="http://schemas.microsoft.com/office/word/2010/wordprocessingCanvas" xmlns:cx="http://schemas.microsoft.com/office/drawing/2014/chartex" xmlns:cx1="http://schemas.microsoft.com/office/drawing/2015/9/8/chartex" xmlns:cx2="http://schemas.microsoft.com/office/drawing/2015/10/21/chartex" xmlns:cx3="http://schemas.microsoft.com/office/drawing/2016/5/9/chartex" xmlns:cx4="http://schemas.microsoft.com/office/drawing/2016/5/10/chartex" xmlns:cx5="http://schemas.microsoft.com/office/drawing/2016/5/11/chartex" xmlns:cx6="http://schemas.microsoft.com/office/drawing/2016/5/12/chartex" xmlns:cx7="http://schemas.microsoft.com/office/drawing/2016/5/13/chartex" xmlns:cx8="http://schemas.microsoft.com/office/drawing/2016/5/14/chartex" xmlns:mc="http://schemas.openxmlformats.org/markup-compatibility/2006" xmlns:aink="http://schemas.microsoft.com/office/drawing/2016/ink" xmlns:am3d="http://schemas.microsoft.com/office/drawing/2017/model3d" xmlns:o="urn:schemas-microsoft-com:office:office" xmlns:r="http://schemas.openxmlformats.org/officeDocument/2006/relationships" xmlns:m="http://schemas.openxmlformats.org/officeDocument/2006/math" xmlns:v="urn:schemas-microsoft-com:vml" xmlns:wp14="http://schemas.microsoft.com/office/word/2010/wordprocessingDrawing" xmlns:wp="http://schemas.openxmlformats.org/drawingml/2006/wordprocessingDrawing" xmlns:w10="urn:schemas-microsoft-com:office:word" xmlns:w="http://schemas.openxmlformats.org/wordprocessingml/2006/main" xmlns:w14="http://schemas.microsoft.com/office/word/2010/wordml" xmlns:w15="http://schemas.microsoft.com/office/word/2012/wordml" xmlns:w16cex="http://schemas.microsoft.com/office/word/2018/wordml/cex" xmlns:w16cid="http://schemas.microsoft.com/office/word/2016/wordml/cid" xmlns:w16="http://schemas.microsoft.com/office/word/2018/wordml" xmlns:w16sdtdh="http://schemas.microsoft.com/office/word/2020/wordml/sdtdatahash" xmlns:w16se="http://schemas.microsoft.com/office/word/2015/wordml/symex" xmlns:wpg="http://schemas.microsoft.com/office/word/2010/wordprocessingGroup" xmlns:wpi="http://schemas.microsoft.com/office/word/2010/wordprocessingInk" xmlns:wne="http://schemas.microsoft.com/office/word/2006/wordml" xmlns:wps="http://schemas.microsoft.com/office/word/2010/wordprocessingShape" mc:Ignorable="w14 w15 w16se w16cid w16 w16cex w16sdtdh wp14">
   <w:footnote w:type="separator" w:id="-1">
     <w:p>
       <w:r>
@@ -2440,7 +2602,7 @@
 </file>
 
 <file path=word/header1.xml><?xml version="1.0" encoding="utf-8"?>
-<w:hdr xmlns:wpc="http://schemas.microsoft.com/office/word/2010/wordprocessingCanvas" xmlns:cx="http://schemas.microsoft.com/office/drawing/2014/chartex" xmlns:cx1="http://schemas.microsoft.com/office/drawing/2015/9/8/chartex" xmlns:cx2="http://schemas.microsoft.com/office/drawing/2015/10/21/chartex" xmlns:cx3="http://schemas.microsoft.com/office/drawing/2016/5/9/chartex" xmlns:cx4="http://schemas.microsoft.com/office/drawing/2016/5/10/chartex" xmlns:cx5="http://schemas.microsoft.com/office/drawing/2016/5/11/chartex" xmlns:cx6="http://schemas.microsoft.com/office/drawing/2016/5/12/chartex" xmlns:cx7="http://schemas.microsoft.com/office/drawing/2016/5/13/chartex" xmlns:cx8="http://schemas.microsoft.com/office/drawing/2016/5/14/chartex" xmlns:mc="http://schemas.openxmlformats.org/markup-compatibility/2006" xmlns:aink="http://schemas.microsoft.com/office/drawing/2016/ink" xmlns:am3d="http://schemas.microsoft.com/office/drawing/2017/model3d" xmlns:o="urn:schemas-microsoft-com:office:office" xmlns:oel="http://schemas.microsoft.com/office/2019/extlst" xmlns:r="http://schemas.openxmlformats.org/officeDocument/2006/relationships" xmlns:m="http://schemas.openxmlformats.org/officeDocument/2006/math" xmlns:v="urn:schemas-microsoft-com:vml" xmlns:wp14="http://schemas.microsoft.com/office/word/2010/wordprocessingDrawing" xmlns:wp="http://schemas.openxmlformats.org/drawingml/2006/wordprocessingDrawing" xmlns:w10="urn:schemas-microsoft-com:office:word" xmlns:w="http://schemas.openxmlformats.org/wordprocessingml/2006/main" xmlns:w14="http://schemas.microsoft.com/office/word/2010/wordml" xmlns:w15="http://schemas.microsoft.com/office/word/2012/wordml" xmlns:w16cex="http://schemas.microsoft.com/office/word/2018/wordml/cex" xmlns:w16cid="http://schemas.microsoft.com/office/word/2016/wordml/cid" xmlns:w16="http://schemas.microsoft.com/office/word/2018/wordml" xmlns:w16du="http://schemas.microsoft.com/office/word/2023/wordml/word16du" xmlns:w16sdtdh="http://schemas.microsoft.com/office/word/2020/wordml/sdtdatahash" xmlns:w16sdtfl="http://schemas.microsoft.com/office/word/2024/wordml/sdtformatlock" xmlns:w16se="http://schemas.microsoft.com/office/word/2015/wordml/symex" xmlns:wpg="http://schemas.microsoft.com/office/word/2010/wordprocessingGroup" xmlns:wpi="http://schemas.microsoft.com/office/word/2010/wordprocessingInk" xmlns:wne="http://schemas.microsoft.com/office/word/2006/wordml" xmlns:wps="http://schemas.microsoft.com/office/word/2010/wordprocessingShape" mc:Ignorable="w14 w15 w16se w16cid w16 w16cex w16sdtdh w16sdtfl w16du wp14">
+<w:hdr xmlns:wpc="http://schemas.microsoft.com/office/word/2010/wordprocessingCanvas" xmlns:cx="http://schemas.microsoft.com/office/drawing/2014/chartex" xmlns:cx1="http://schemas.microsoft.com/office/drawing/2015/9/8/chartex" xmlns:cx2="http://schemas.microsoft.com/office/drawing/2015/10/21/chartex" xmlns:cx3="http://schemas.microsoft.com/office/drawing/2016/5/9/chartex" xmlns:cx4="http://schemas.microsoft.com/office/drawing/2016/5/10/chartex" xmlns:cx5="http://schemas.microsoft.com/office/drawing/2016/5/11/chartex" xmlns:cx6="http://schemas.microsoft.com/office/drawing/2016/5/12/chartex" xmlns:cx7="http://schemas.microsoft.com/office/drawing/2016/5/13/chartex" xmlns:cx8="http://schemas.microsoft.com/office/drawing/2016/5/14/chartex" xmlns:mc="http://schemas.openxmlformats.org/markup-compatibility/2006" xmlns:aink="http://schemas.microsoft.com/office/drawing/2016/ink" xmlns:am3d="http://schemas.microsoft.com/office/drawing/2017/model3d" xmlns:o="urn:schemas-microsoft-com:office:office" xmlns:r="http://schemas.openxmlformats.org/officeDocument/2006/relationships" xmlns:m="http://schemas.openxmlformats.org/officeDocument/2006/math" xmlns:v="urn:schemas-microsoft-com:vml" xmlns:wp14="http://schemas.microsoft.com/office/word/2010/wordprocessingDrawing" xmlns:wp="http://schemas.openxmlformats.org/drawingml/2006/wordprocessingDrawing" xmlns:w10="urn:schemas-microsoft-com:office:word" xmlns:w="http://schemas.openxmlformats.org/wordprocessingml/2006/main" xmlns:w14="http://schemas.microsoft.com/office/word/2010/wordml" xmlns:w15="http://schemas.microsoft.com/office/word/2012/wordml" xmlns:w16cex="http://schemas.microsoft.com/office/word/2018/wordml/cex" xmlns:w16cid="http://schemas.microsoft.com/office/word/2016/wordml/cid" xmlns:w16="http://schemas.microsoft.com/office/word/2018/wordml" xmlns:w16sdtdh="http://schemas.microsoft.com/office/word/2020/wordml/sdtdatahash" xmlns:w16se="http://schemas.microsoft.com/office/word/2015/wordml/symex" xmlns:wpg="http://schemas.microsoft.com/office/word/2010/wordprocessingGroup" xmlns:wpi="http://schemas.microsoft.com/office/word/2010/wordprocessingInk" xmlns:wne="http://schemas.microsoft.com/office/word/2006/wordml" xmlns:wps="http://schemas.microsoft.com/office/word/2010/wordprocessingShape" mc:Ignorable="w14 w15 w16se w16cid w16 w16cex w16sdtdh wp14">
   <w:p>
     <w:pPr>
       <w:pBdr>
@@ -2507,10 +2669,10 @@
 </file>
 
 <file path=word/header2.xml><?xml version="1.0" encoding="utf-8"?>
-<w:hdr xmlns:wpc="http://schemas.microsoft.com/office/word/2010/wordprocessingCanvas" xmlns:cx="http://schemas.microsoft.com/office/drawing/2014/chartex" xmlns:cx1="http://schemas.microsoft.com/office/drawing/2015/9/8/chartex" xmlns:cx2="http://schemas.microsoft.com/office/drawing/2015/10/21/chartex" xmlns:cx3="http://schemas.microsoft.com/office/drawing/2016/5/9/chartex" xmlns:cx4="http://schemas.microsoft.com/office/drawing/2016/5/10/chartex" xmlns:cx5="http://schemas.microsoft.com/office/drawing/2016/5/11/chartex" xmlns:cx6="http://schemas.microsoft.com/office/drawing/2016/5/12/chartex" xmlns:cx7="http://schemas.microsoft.com/office/drawing/2016/5/13/chartex" xmlns:cx8="http://schemas.microsoft.com/office/drawing/2016/5/14/chartex" xmlns:mc="http://schemas.openxmlformats.org/markup-compatibility/2006" xmlns:aink="http://schemas.microsoft.com/office/drawing/2016/ink" xmlns:am3d="http://schemas.microsoft.com/office/drawing/2017/model3d" xmlns:o="urn:schemas-microsoft-com:office:office" xmlns:oel="http://schemas.microsoft.com/office/2019/extlst" xmlns:r="http://schemas.openxmlformats.org/officeDocument/2006/relationships" xmlns:m="http://schemas.openxmlformats.org/officeDocument/2006/math" xmlns:v="urn:schemas-microsoft-com:vml" xmlns:wp14="http://schemas.microsoft.com/office/word/2010/wordprocessingDrawing" xmlns:wp="http://schemas.openxmlformats.org/drawingml/2006/wordprocessingDrawing" xmlns:w10="urn:schemas-microsoft-com:office:word" xmlns:w="http://schemas.openxmlformats.org/wordprocessingml/2006/main" xmlns:w14="http://schemas.microsoft.com/office/word/2010/wordml" xmlns:w15="http://schemas.microsoft.com/office/word/2012/wordml" xmlns:w16cex="http://schemas.microsoft.com/office/word/2018/wordml/cex" xmlns:w16cid="http://schemas.microsoft.com/office/word/2016/wordml/cid" xmlns:w16="http://schemas.microsoft.com/office/word/2018/wordml" xmlns:w16du="http://schemas.microsoft.com/office/word/2023/wordml/word16du" xmlns:w16sdtdh="http://schemas.microsoft.com/office/word/2020/wordml/sdtdatahash" xmlns:w16sdtfl="http://schemas.microsoft.com/office/word/2024/wordml/sdtformatlock" xmlns:w16se="http://schemas.microsoft.com/office/word/2015/wordml/symex" xmlns:wpg="http://schemas.microsoft.com/office/word/2010/wordprocessingGroup" xmlns:wpi="http://schemas.microsoft.com/office/word/2010/wordprocessingInk" xmlns:wne="http://schemas.microsoft.com/office/word/2006/wordml" xmlns:wps="http://schemas.microsoft.com/office/word/2010/wordprocessingShape" mc:Ignorable="w14 w15 w16se w16cid w16 w16cex w16sdtdh w16sdtfl w16du wp14">
+<w:hdr xmlns:wpc="http://schemas.microsoft.com/office/word/2010/wordprocessingCanvas" xmlns:cx="http://schemas.microsoft.com/office/drawing/2014/chartex" xmlns:cx1="http://schemas.microsoft.com/office/drawing/2015/9/8/chartex" xmlns:cx2="http://schemas.microsoft.com/office/drawing/2015/10/21/chartex" xmlns:cx3="http://schemas.microsoft.com/office/drawing/2016/5/9/chartex" xmlns:cx4="http://schemas.microsoft.com/office/drawing/2016/5/10/chartex" xmlns:cx5="http://schemas.microsoft.com/office/drawing/2016/5/11/chartex" xmlns:cx6="http://schemas.microsoft.com/office/drawing/2016/5/12/chartex" xmlns:cx7="http://schemas.microsoft.com/office/drawing/2016/5/13/chartex" xmlns:cx8="http://schemas.microsoft.com/office/drawing/2016/5/14/chartex" xmlns:mc="http://schemas.openxmlformats.org/markup-compatibility/2006" xmlns:aink="http://schemas.microsoft.com/office/drawing/2016/ink" xmlns:am3d="http://schemas.microsoft.com/office/drawing/2017/model3d" xmlns:o="urn:schemas-microsoft-com:office:office" xmlns:r="http://schemas.openxmlformats.org/officeDocument/2006/relationships" xmlns:m="http://schemas.openxmlformats.org/officeDocument/2006/math" xmlns:v="urn:schemas-microsoft-com:vml" xmlns:wp14="http://schemas.microsoft.com/office/word/2010/wordprocessingDrawing" xmlns:wp="http://schemas.openxmlformats.org/drawingml/2006/wordprocessingDrawing" xmlns:w10="urn:schemas-microsoft-com:office:word" xmlns:w="http://schemas.openxmlformats.org/wordprocessingml/2006/main" xmlns:w14="http://schemas.microsoft.com/office/word/2010/wordml" xmlns:w15="http://schemas.microsoft.com/office/word/2012/wordml" xmlns:w16cex="http://schemas.microsoft.com/office/word/2018/wordml/cex" xmlns:w16cid="http://schemas.microsoft.com/office/word/2016/wordml/cid" xmlns:w16="http://schemas.microsoft.com/office/word/2018/wordml" xmlns:w16sdtdh="http://schemas.microsoft.com/office/word/2020/wordml/sdtdatahash" xmlns:w16se="http://schemas.microsoft.com/office/word/2015/wordml/symex" xmlns:wpg="http://schemas.microsoft.com/office/word/2010/wordprocessingGroup" xmlns:wpi="http://schemas.microsoft.com/office/word/2010/wordprocessingInk" xmlns:wne="http://schemas.microsoft.com/office/word/2006/wordml" xmlns:wps="http://schemas.microsoft.com/office/word/2010/wordprocessingShape" mc:Ignorable="w14 w15 w16se w16cid w16 w16cex w16sdtdh wp14">
   <w:p>
     <w:pPr>
-      <w:pStyle w:val="Header"/>
+      <w:pStyle w:val="Encabezado"/>
       <w:rPr>
         <w:lang w:val="es-ES"/>
       </w:rPr>
@@ -2520,7 +2682,7 @@
 </file>
 
 <file path=word/numbering.xml><?xml version="1.0" encoding="utf-8"?>
-<w:numbering xmlns:wpc="http://schemas.microsoft.com/office/word/2010/wordprocessingCanvas" xmlns:cx="http://schemas.microsoft.com/office/drawing/2014/chartex" xmlns:cx1="http://schemas.microsoft.com/office/drawing/2015/9/8/chartex" xmlns:cx2="http://schemas.microsoft.com/office/drawing/2015/10/21/chartex" xmlns:cx3="http://schemas.microsoft.com/office/drawing/2016/5/9/chartex" xmlns:cx4="http://schemas.microsoft.com/office/drawing/2016/5/10/chartex" xmlns:cx5="http://schemas.microsoft.com/office/drawing/2016/5/11/chartex" xmlns:cx6="http://schemas.microsoft.com/office/drawing/2016/5/12/chartex" xmlns:cx7="http://schemas.microsoft.com/office/drawing/2016/5/13/chartex" xmlns:cx8="http://schemas.microsoft.com/office/drawing/2016/5/14/chartex" xmlns:mc="http://schemas.openxmlformats.org/markup-compatibility/2006" xmlns:aink="http://schemas.microsoft.com/office/drawing/2016/ink" xmlns:am3d="http://schemas.microsoft.com/office/drawing/2017/model3d" xmlns:o="urn:schemas-microsoft-com:office:office" xmlns:oel="http://schemas.microsoft.com/office/2019/extlst" xmlns:r="http://schemas.openxmlformats.org/officeDocument/2006/relationships" xmlns:m="http://schemas.openxmlformats.org/officeDocument/2006/math" xmlns:v="urn:schemas-microsoft-com:vml" xmlns:wp14="http://schemas.microsoft.com/office/word/2010/wordprocessingDrawing" xmlns:wp="http://schemas.openxmlformats.org/drawingml/2006/wordprocessingDrawing" xmlns:w10="urn:schemas-microsoft-com:office:word" xmlns:w="http://schemas.openxmlformats.org/wordprocessingml/2006/main" xmlns:w14="http://schemas.microsoft.com/office/word/2010/wordml" xmlns:w15="http://schemas.microsoft.com/office/word/2012/wordml" xmlns:w16cex="http://schemas.microsoft.com/office/word/2018/wordml/cex" xmlns:w16cid="http://schemas.microsoft.com/office/word/2016/wordml/cid" xmlns:w16="http://schemas.microsoft.com/office/word/2018/wordml" xmlns:w16du="http://schemas.microsoft.com/office/word/2023/wordml/word16du" xmlns:w16sdtdh="http://schemas.microsoft.com/office/word/2020/wordml/sdtdatahash" xmlns:w16sdtfl="http://schemas.microsoft.com/office/word/2024/wordml/sdtformatlock" xmlns:w16se="http://schemas.microsoft.com/office/word/2015/wordml/symex" xmlns:wpg="http://schemas.microsoft.com/office/word/2010/wordprocessingGroup" xmlns:wpi="http://schemas.microsoft.com/office/word/2010/wordprocessingInk" xmlns:wne="http://schemas.microsoft.com/office/word/2006/wordml" xmlns:wps="http://schemas.microsoft.com/office/word/2010/wordprocessingShape" mc:Ignorable="w14 w15 w16se w16cid w16 w16cex w16sdtdh w16sdtfl w16du wp14">
+<w:numbering xmlns:wpc="http://schemas.microsoft.com/office/word/2010/wordprocessingCanvas" xmlns:cx="http://schemas.microsoft.com/office/drawing/2014/chartex" xmlns:cx1="http://schemas.microsoft.com/office/drawing/2015/9/8/chartex" xmlns:cx2="http://schemas.microsoft.com/office/drawing/2015/10/21/chartex" xmlns:cx3="http://schemas.microsoft.com/office/drawing/2016/5/9/chartex" xmlns:cx4="http://schemas.microsoft.com/office/drawing/2016/5/10/chartex" xmlns:cx5="http://schemas.microsoft.com/office/drawing/2016/5/11/chartex" xmlns:cx6="http://schemas.microsoft.com/office/drawing/2016/5/12/chartex" xmlns:cx7="http://schemas.microsoft.com/office/drawing/2016/5/13/chartex" xmlns:cx8="http://schemas.microsoft.com/office/drawing/2016/5/14/chartex" xmlns:mc="http://schemas.openxmlformats.org/markup-compatibility/2006" xmlns:aink="http://schemas.microsoft.com/office/drawing/2016/ink" xmlns:am3d="http://schemas.microsoft.com/office/drawing/2017/model3d" xmlns:o="urn:schemas-microsoft-com:office:office" xmlns:r="http://schemas.openxmlformats.org/officeDocument/2006/relationships" xmlns:m="http://schemas.openxmlformats.org/officeDocument/2006/math" xmlns:v="urn:schemas-microsoft-com:vml" xmlns:wp14="http://schemas.microsoft.com/office/word/2010/wordprocessingDrawing" xmlns:wp="http://schemas.openxmlformats.org/drawingml/2006/wordprocessingDrawing" xmlns:w10="urn:schemas-microsoft-com:office:word" xmlns:w="http://schemas.openxmlformats.org/wordprocessingml/2006/main" xmlns:w14="http://schemas.microsoft.com/office/word/2010/wordml" xmlns:w15="http://schemas.microsoft.com/office/word/2012/wordml" xmlns:w16cex="http://schemas.microsoft.com/office/word/2018/wordml/cex" xmlns:w16cid="http://schemas.microsoft.com/office/word/2016/wordml/cid" xmlns:w16="http://schemas.microsoft.com/office/word/2018/wordml" xmlns:w16sdtdh="http://schemas.microsoft.com/office/word/2020/wordml/sdtdatahash" xmlns:w16se="http://schemas.microsoft.com/office/word/2015/wordml/symex" xmlns:wpg="http://schemas.microsoft.com/office/word/2010/wordprocessingGroup" xmlns:wpi="http://schemas.microsoft.com/office/word/2010/wordprocessingInk" xmlns:wne="http://schemas.microsoft.com/office/word/2006/wordml" xmlns:wps="http://schemas.microsoft.com/office/word/2010/wordprocessingShape" mc:Ignorable="w14 w15 w16se w16cid w16 w16cex w16sdtdh wp14">
   <w:abstractNum w:abstractNumId="0" w15:restartNumberingAfterBreak="0">
     <w:nsid w:val="FFFFFFFB"/>
     <w:multiLevelType w:val="multilevel"/>
@@ -7423,130 +7585,130 @@
       </w:rPr>
     </w:lvl>
   </w:abstractNum>
-  <w:num w:numId="1" w16cid:durableId="1479151604">
+  <w:num w:numId="1">
     <w:abstractNumId w:val="30"/>
   </w:num>
-  <w:num w:numId="2" w16cid:durableId="851147684">
+  <w:num w:numId="2">
     <w:abstractNumId w:val="20"/>
   </w:num>
-  <w:num w:numId="3" w16cid:durableId="817914293">
+  <w:num w:numId="3">
     <w:abstractNumId w:val="18"/>
   </w:num>
-  <w:num w:numId="4" w16cid:durableId="2010599622">
+  <w:num w:numId="4">
     <w:abstractNumId w:val="1"/>
   </w:num>
-  <w:num w:numId="5" w16cid:durableId="1422485023">
+  <w:num w:numId="5">
     <w:abstractNumId w:val="0"/>
   </w:num>
-  <w:num w:numId="6" w16cid:durableId="1725904331">
+  <w:num w:numId="6">
     <w:abstractNumId w:val="37"/>
   </w:num>
-  <w:num w:numId="7" w16cid:durableId="1952468024">
+  <w:num w:numId="7">
     <w:abstractNumId w:val="33"/>
   </w:num>
-  <w:num w:numId="8" w16cid:durableId="1900166178">
+  <w:num w:numId="8">
     <w:abstractNumId w:val="6"/>
   </w:num>
-  <w:num w:numId="9" w16cid:durableId="1942568851">
+  <w:num w:numId="9">
     <w:abstractNumId w:val="7"/>
   </w:num>
-  <w:num w:numId="10" w16cid:durableId="173687268">
+  <w:num w:numId="10">
     <w:abstractNumId w:val="15"/>
   </w:num>
-  <w:num w:numId="11" w16cid:durableId="755057359">
+  <w:num w:numId="11">
     <w:abstractNumId w:val="34"/>
   </w:num>
-  <w:num w:numId="12" w16cid:durableId="45109015">
+  <w:num w:numId="12">
     <w:abstractNumId w:val="25"/>
   </w:num>
-  <w:num w:numId="13" w16cid:durableId="424039746">
+  <w:num w:numId="13">
     <w:abstractNumId w:val="14"/>
   </w:num>
-  <w:num w:numId="14" w16cid:durableId="1874809167">
+  <w:num w:numId="14">
     <w:abstractNumId w:val="19"/>
   </w:num>
-  <w:num w:numId="15" w16cid:durableId="473569204">
+  <w:num w:numId="15">
     <w:abstractNumId w:val="5"/>
   </w:num>
-  <w:num w:numId="16" w16cid:durableId="707604706">
+  <w:num w:numId="16">
     <w:abstractNumId w:val="38"/>
   </w:num>
-  <w:num w:numId="17" w16cid:durableId="597523135">
+  <w:num w:numId="17">
     <w:abstractNumId w:val="41"/>
   </w:num>
-  <w:num w:numId="18" w16cid:durableId="2060978483">
+  <w:num w:numId="18">
     <w:abstractNumId w:val="39"/>
   </w:num>
-  <w:num w:numId="19" w16cid:durableId="1150555764">
+  <w:num w:numId="19">
     <w:abstractNumId w:val="29"/>
   </w:num>
-  <w:num w:numId="20" w16cid:durableId="1889342249">
+  <w:num w:numId="20">
     <w:abstractNumId w:val="22"/>
   </w:num>
-  <w:num w:numId="21" w16cid:durableId="62263846">
+  <w:num w:numId="21">
     <w:abstractNumId w:val="3"/>
   </w:num>
-  <w:num w:numId="22" w16cid:durableId="1856770287">
+  <w:num w:numId="22">
     <w:abstractNumId w:val="28"/>
   </w:num>
-  <w:num w:numId="23" w16cid:durableId="1360278808">
+  <w:num w:numId="23">
     <w:abstractNumId w:val="2"/>
   </w:num>
-  <w:num w:numId="24" w16cid:durableId="824707578">
+  <w:num w:numId="24">
     <w:abstractNumId w:val="31"/>
   </w:num>
-  <w:num w:numId="25" w16cid:durableId="240456776">
+  <w:num w:numId="25">
     <w:abstractNumId w:val="35"/>
   </w:num>
-  <w:num w:numId="26" w16cid:durableId="1237976781">
+  <w:num w:numId="26">
     <w:abstractNumId w:val="23"/>
   </w:num>
-  <w:num w:numId="27" w16cid:durableId="2009484103">
+  <w:num w:numId="27">
     <w:abstractNumId w:val="21"/>
   </w:num>
-  <w:num w:numId="28" w16cid:durableId="1766224062">
+  <w:num w:numId="28">
     <w:abstractNumId w:val="36"/>
   </w:num>
-  <w:num w:numId="29" w16cid:durableId="1697996956">
+  <w:num w:numId="29">
     <w:abstractNumId w:val="9"/>
   </w:num>
-  <w:num w:numId="30" w16cid:durableId="1582720365">
+  <w:num w:numId="30">
     <w:abstractNumId w:val="32"/>
   </w:num>
-  <w:num w:numId="31" w16cid:durableId="499660319">
+  <w:num w:numId="31">
     <w:abstractNumId w:val="13"/>
   </w:num>
-  <w:num w:numId="32" w16cid:durableId="1556577266">
+  <w:num w:numId="32">
     <w:abstractNumId w:val="24"/>
   </w:num>
-  <w:num w:numId="33" w16cid:durableId="2065979700">
+  <w:num w:numId="33">
     <w:abstractNumId w:val="11"/>
   </w:num>
-  <w:num w:numId="34" w16cid:durableId="872613234">
+  <w:num w:numId="34">
     <w:abstractNumId w:val="8"/>
   </w:num>
-  <w:num w:numId="35" w16cid:durableId="1543438487">
+  <w:num w:numId="35">
     <w:abstractNumId w:val="26"/>
   </w:num>
-  <w:num w:numId="36" w16cid:durableId="558056118">
+  <w:num w:numId="36">
     <w:abstractNumId w:val="17"/>
   </w:num>
-  <w:num w:numId="37" w16cid:durableId="1002971262">
+  <w:num w:numId="37">
     <w:abstractNumId w:val="10"/>
   </w:num>
-  <w:num w:numId="38" w16cid:durableId="2134211011">
+  <w:num w:numId="38">
     <w:abstractNumId w:val="12"/>
   </w:num>
-  <w:num w:numId="39" w16cid:durableId="1737126794">
+  <w:num w:numId="39">
     <w:abstractNumId w:val="40"/>
   </w:num>
-  <w:num w:numId="40" w16cid:durableId="50034116">
+  <w:num w:numId="40">
     <w:abstractNumId w:val="4"/>
   </w:num>
-  <w:num w:numId="41" w16cid:durableId="1211265513">
+  <w:num w:numId="41">
     <w:abstractNumId w:val="16"/>
   </w:num>
-  <w:num w:numId="42" w16cid:durableId="604658465">
+  <w:num w:numId="42">
     <w:abstractNumId w:val="27"/>
   </w:num>
   <w:numIdMacAtCleanup w:val="3"/>
@@ -7554,7 +7716,7 @@
 </file>
 
 <file path=word/styles.xml><?xml version="1.0" encoding="utf-8"?>
-<w:styles xmlns:mc="http://schemas.openxmlformats.org/markup-compatibility/2006" xmlns:r="http://schemas.openxmlformats.org/officeDocument/2006/relationships" xmlns:w="http://schemas.openxmlformats.org/wordprocessingml/2006/main" xmlns:w14="http://schemas.microsoft.com/office/word/2010/wordml" xmlns:w15="http://schemas.microsoft.com/office/word/2012/wordml" xmlns:w16cex="http://schemas.microsoft.com/office/word/2018/wordml/cex" xmlns:w16cid="http://schemas.microsoft.com/office/word/2016/wordml/cid" xmlns:w16="http://schemas.microsoft.com/office/word/2018/wordml" xmlns:w16du="http://schemas.microsoft.com/office/word/2023/wordml/word16du" xmlns:w16sdtdh="http://schemas.microsoft.com/office/word/2020/wordml/sdtdatahash" xmlns:w16sdtfl="http://schemas.microsoft.com/office/word/2024/wordml/sdtformatlock" xmlns:w16se="http://schemas.microsoft.com/office/word/2015/wordml/symex" mc:Ignorable="w14 w15 w16se w16cid w16 w16cex w16sdtdh w16sdtfl w16du">
+<w:styles xmlns:mc="http://schemas.openxmlformats.org/markup-compatibility/2006" xmlns:r="http://schemas.openxmlformats.org/officeDocument/2006/relationships" xmlns:w="http://schemas.openxmlformats.org/wordprocessingml/2006/main" xmlns:w14="http://schemas.microsoft.com/office/word/2010/wordml" xmlns:w15="http://schemas.microsoft.com/office/word/2012/wordml" xmlns:w16cex="http://schemas.microsoft.com/office/word/2018/wordml/cex" xmlns:w16cid="http://schemas.microsoft.com/office/word/2016/wordml/cid" xmlns:w16="http://schemas.microsoft.com/office/word/2018/wordml" xmlns:w16sdtdh="http://schemas.microsoft.com/office/word/2020/wordml/sdtdatahash" xmlns:w16se="http://schemas.microsoft.com/office/word/2015/wordml/symex" mc:Ignorable="w14 w15 w16se w16cid w16 w16cex w16sdtdh">
   <w:docDefaults>
     <w:rPrDefault>
       <w:rPr>
@@ -7946,7 +8108,7 @@
       <w:lang w:val="en-US" w:eastAsia="en-US"/>
     </w:rPr>
   </w:style>
-  <w:style w:type="paragraph" w:styleId="Heading1">
+  <w:style w:type="paragraph" w:styleId="Ttulo1">
     <w:name w:val="heading 1"/>
     <w:basedOn w:val="Normal"/>
     <w:next w:val="Normal"/>
@@ -7962,9 +8124,9 @@
       <w:sz w:val="24"/>
     </w:rPr>
   </w:style>
-  <w:style w:type="paragraph" w:styleId="Heading2">
+  <w:style w:type="paragraph" w:styleId="Ttulo2">
     <w:name w:val="heading 2"/>
-    <w:basedOn w:val="Heading1"/>
+    <w:basedOn w:val="Ttulo1"/>
     <w:next w:val="Normal"/>
     <w:qFormat/>
     <w:pPr>
@@ -7974,9 +8136,9 @@
       <w:sz w:val="20"/>
     </w:rPr>
   </w:style>
-  <w:style w:type="paragraph" w:styleId="Heading3">
+  <w:style w:type="paragraph" w:styleId="Ttulo3">
     <w:name w:val="heading 3"/>
-    <w:basedOn w:val="Heading1"/>
+    <w:basedOn w:val="Ttulo1"/>
     <w:next w:val="Normal"/>
     <w:qFormat/>
     <w:pPr>
@@ -7988,9 +8150,9 @@
       <w:sz w:val="20"/>
     </w:rPr>
   </w:style>
-  <w:style w:type="paragraph" w:styleId="Heading4">
+  <w:style w:type="paragraph" w:styleId="Ttulo4">
     <w:name w:val="heading 4"/>
-    <w:basedOn w:val="Heading1"/>
+    <w:basedOn w:val="Ttulo1"/>
     <w:next w:val="Normal"/>
     <w:qFormat/>
     <w:pPr>
@@ -8001,7 +8163,7 @@
       <w:sz w:val="20"/>
     </w:rPr>
   </w:style>
-  <w:style w:type="paragraph" w:styleId="Heading5">
+  <w:style w:type="paragraph" w:styleId="Ttulo5">
     <w:name w:val="heading 5"/>
     <w:basedOn w:val="Normal"/>
     <w:next w:val="Normal"/>
@@ -8014,7 +8176,7 @@
       <w:sz w:val="22"/>
     </w:rPr>
   </w:style>
-  <w:style w:type="paragraph" w:styleId="Heading6">
+  <w:style w:type="paragraph" w:styleId="Ttulo6">
     <w:name w:val="heading 6"/>
     <w:basedOn w:val="Normal"/>
     <w:next w:val="Normal"/>
@@ -8028,7 +8190,7 @@
       <w:sz w:val="22"/>
     </w:rPr>
   </w:style>
-  <w:style w:type="paragraph" w:styleId="Heading7">
+  <w:style w:type="paragraph" w:styleId="Ttulo7">
     <w:name w:val="heading 7"/>
     <w:basedOn w:val="Normal"/>
     <w:next w:val="Normal"/>
@@ -8038,7 +8200,7 @@
       <w:outlineLvl w:val="6"/>
     </w:pPr>
   </w:style>
-  <w:style w:type="paragraph" w:styleId="Heading8">
+  <w:style w:type="paragraph" w:styleId="Ttulo8">
     <w:name w:val="heading 8"/>
     <w:basedOn w:val="Normal"/>
     <w:next w:val="Normal"/>
@@ -8051,7 +8213,7 @@
       <w:i/>
     </w:rPr>
   </w:style>
-  <w:style w:type="paragraph" w:styleId="Heading9">
+  <w:style w:type="paragraph" w:styleId="Ttulo9">
     <w:name w:val="heading 9"/>
     <w:basedOn w:val="Normal"/>
     <w:next w:val="Normal"/>
@@ -8066,13 +8228,13 @@
       <w:sz w:val="18"/>
     </w:rPr>
   </w:style>
-  <w:style w:type="character" w:default="1" w:styleId="DefaultParagraphFont">
+  <w:style w:type="character" w:default="1" w:styleId="Fuentedeprrafopredeter">
     <w:name w:val="Default Paragraph Font"/>
     <w:uiPriority w:val="1"/>
     <w:semiHidden/>
     <w:unhideWhenUsed/>
   </w:style>
-  <w:style w:type="table" w:default="1" w:styleId="TableNormal">
+  <w:style w:type="table" w:default="1" w:styleId="Tablanormal">
     <w:name w:val="Normal Table"/>
     <w:uiPriority w:val="99"/>
     <w:semiHidden/>
@@ -8087,7 +8249,7 @@
       </w:tblCellMar>
     </w:tblPr>
   </w:style>
-  <w:style w:type="numbering" w:default="1" w:styleId="NoList">
+  <w:style w:type="numbering" w:default="1" w:styleId="Sinlista">
     <w:name w:val="No List"/>
     <w:uiPriority w:val="99"/>
     <w:semiHidden/>
@@ -8106,7 +8268,7 @@
       <w:lang w:val="en-AU"/>
     </w:rPr>
   </w:style>
-  <w:style w:type="paragraph" w:styleId="Title">
+  <w:style w:type="paragraph" w:styleId="Ttulo">
     <w:name w:val="Title"/>
     <w:basedOn w:val="Normal"/>
     <w:next w:val="Normal"/>
@@ -8121,7 +8283,7 @@
       <w:sz w:val="36"/>
     </w:rPr>
   </w:style>
-  <w:style w:type="paragraph" w:styleId="Subtitle">
+  <w:style w:type="paragraph" w:styleId="Subttulo">
     <w:name w:val="Subtitle"/>
     <w:basedOn w:val="Normal"/>
     <w:qFormat/>
@@ -8136,14 +8298,14 @@
       <w:lang w:val="en-AU"/>
     </w:rPr>
   </w:style>
-  <w:style w:type="paragraph" w:styleId="NormalIndent">
+  <w:style w:type="paragraph" w:styleId="Sangranormal">
     <w:name w:val="Normal Indent"/>
     <w:basedOn w:val="Normal"/>
     <w:pPr>
       <w:ind w:left="900" w:hanging="900"/>
     </w:pPr>
   </w:style>
-  <w:style w:type="paragraph" w:styleId="TOC1">
+  <w:style w:type="paragraph" w:styleId="TDC1">
     <w:name w:val="toc 1"/>
     <w:basedOn w:val="Normal"/>
     <w:next w:val="Normal"/>
@@ -8156,7 +8318,7 @@
       <w:ind w:right="720"/>
     </w:pPr>
   </w:style>
-  <w:style w:type="paragraph" w:styleId="TOC2">
+  <w:style w:type="paragraph" w:styleId="TDC2">
     <w:name w:val="toc 2"/>
     <w:basedOn w:val="Normal"/>
     <w:next w:val="Normal"/>
@@ -8168,7 +8330,7 @@
       <w:ind w:left="432" w:right="720"/>
     </w:pPr>
   </w:style>
-  <w:style w:type="paragraph" w:styleId="TOC3">
+  <w:style w:type="paragraph" w:styleId="TDC3">
     <w:name w:val="toc 3"/>
     <w:basedOn w:val="Normal"/>
     <w:next w:val="Normal"/>
@@ -8181,7 +8343,7 @@
       <w:ind w:left="864"/>
     </w:pPr>
   </w:style>
-  <w:style w:type="paragraph" w:styleId="Header">
+  <w:style w:type="paragraph" w:styleId="Encabezado">
     <w:name w:val="header"/>
     <w:basedOn w:val="Normal"/>
     <w:pPr>
@@ -8191,7 +8353,7 @@
       </w:tabs>
     </w:pPr>
   </w:style>
-  <w:style w:type="paragraph" w:styleId="Footer">
+  <w:style w:type="paragraph" w:styleId="Piedepgina">
     <w:name w:val="footer"/>
     <w:basedOn w:val="Normal"/>
     <w:pPr>
@@ -8201,9 +8363,9 @@
       </w:tabs>
     </w:pPr>
   </w:style>
-  <w:style w:type="character" w:styleId="PageNumber">
+  <w:style w:type="character" w:styleId="Nmerodepgina">
     <w:name w:val="page number"/>
-    <w:basedOn w:val="DefaultParagraphFont"/>
+    <w:basedOn w:val="Fuentedeprrafopredeter"/>
   </w:style>
   <w:style w:type="paragraph" w:customStyle="1" w:styleId="Paragraph3">
     <w:name w:val="Paragraph3"/>
@@ -8231,7 +8393,7 @@
       <w:spacing w:after="120"/>
     </w:pPr>
   </w:style>
-  <w:style w:type="paragraph" w:styleId="BodyText">
+  <w:style w:type="paragraph" w:styleId="Textoindependiente">
     <w:name w:val="Body Text"/>
     <w:basedOn w:val="Normal"/>
     <w:pPr>
@@ -8240,7 +8402,7 @@
       <w:ind w:left="720"/>
     </w:pPr>
   </w:style>
-  <w:style w:type="paragraph" w:styleId="TOC4">
+  <w:style w:type="paragraph" w:styleId="TDC4">
     <w:name w:val="toc 4"/>
     <w:basedOn w:val="Normal"/>
     <w:next w:val="Normal"/>
@@ -8249,7 +8411,7 @@
       <w:ind w:left="600"/>
     </w:pPr>
   </w:style>
-  <w:style w:type="paragraph" w:styleId="TOC5">
+  <w:style w:type="paragraph" w:styleId="TDC5">
     <w:name w:val="toc 5"/>
     <w:basedOn w:val="Normal"/>
     <w:next w:val="Normal"/>
@@ -8258,7 +8420,7 @@
       <w:ind w:left="800"/>
     </w:pPr>
   </w:style>
-  <w:style w:type="paragraph" w:styleId="TOC6">
+  <w:style w:type="paragraph" w:styleId="TDC6">
     <w:name w:val="toc 6"/>
     <w:basedOn w:val="Normal"/>
     <w:next w:val="Normal"/>
@@ -8267,7 +8429,7 @@
       <w:ind w:left="1000"/>
     </w:pPr>
   </w:style>
-  <w:style w:type="paragraph" w:styleId="TOC7">
+  <w:style w:type="paragraph" w:styleId="TDC7">
     <w:name w:val="toc 7"/>
     <w:basedOn w:val="Normal"/>
     <w:next w:val="Normal"/>
@@ -8276,7 +8438,7 @@
       <w:ind w:left="1200"/>
     </w:pPr>
   </w:style>
-  <w:style w:type="paragraph" w:styleId="TOC8">
+  <w:style w:type="paragraph" w:styleId="TDC8">
     <w:name w:val="toc 8"/>
     <w:basedOn w:val="Normal"/>
     <w:next w:val="Normal"/>
@@ -8285,7 +8447,7 @@
       <w:ind w:left="1400"/>
     </w:pPr>
   </w:style>
-  <w:style w:type="paragraph" w:styleId="TOC9">
+  <w:style w:type="paragraph" w:styleId="TDC9">
     <w:name w:val="toc 9"/>
     <w:basedOn w:val="Normal"/>
     <w:next w:val="Normal"/>
@@ -8311,7 +8473,7 @@
       <w:color w:val="000080"/>
     </w:rPr>
   </w:style>
-  <w:style w:type="paragraph" w:styleId="DocumentMap">
+  <w:style w:type="paragraph" w:styleId="Mapadeldocumento">
     <w:name w:val="Document Map"/>
     <w:basedOn w:val="Normal"/>
     <w:semiHidden/>
@@ -8322,16 +8484,16 @@
       <w:rFonts w:ascii="Tahoma" w:hAnsi="Tahoma"/>
     </w:rPr>
   </w:style>
-  <w:style w:type="character" w:styleId="FootnoteReference">
+  <w:style w:type="character" w:styleId="Refdenotaalpie">
     <w:name w:val="footnote reference"/>
-    <w:basedOn w:val="DefaultParagraphFont"/>
+    <w:basedOn w:val="Fuentedeprrafopredeter"/>
     <w:semiHidden/>
     <w:rPr>
       <w:sz w:val="20"/>
       <w:vertAlign w:val="superscript"/>
     </w:rPr>
   </w:style>
-  <w:style w:type="paragraph" w:styleId="FootnoteText">
+  <w:style w:type="paragraph" w:styleId="Textonotapie">
     <w:name w:val="footnote text"/>
     <w:basedOn w:val="Normal"/>
     <w:semiHidden/>
@@ -8371,7 +8533,7 @@
       <w:jc w:val="both"/>
     </w:pPr>
   </w:style>
-  <w:style w:type="paragraph" w:styleId="BodyText2">
+  <w:style w:type="paragraph" w:styleId="Textoindependiente2">
     <w:name w:val="Body Text 2"/>
     <w:basedOn w:val="Normal"/>
     <w:rPr>
@@ -8379,7 +8541,7 @@
       <w:color w:val="0000FF"/>
     </w:rPr>
   </w:style>
-  <w:style w:type="paragraph" w:styleId="BodyTextIndent">
+  <w:style w:type="paragraph" w:styleId="Sangradetextonormal">
     <w:name w:val="Body Text Indent"/>
     <w:basedOn w:val="Normal"/>
     <w:pPr>
@@ -8425,7 +8587,7 @@
   <w:style w:type="paragraph" w:customStyle="1" w:styleId="InfoBlue">
     <w:name w:val="InfoBlue"/>
     <w:basedOn w:val="Normal"/>
-    <w:next w:val="BodyText"/>
+    <w:next w:val="Textoindependiente"/>
     <w:autoRedefine/>
     <w:pPr>
       <w:ind w:left="720"/>
@@ -8435,9 +8597,9 @@
       <w:lang w:val="es-ES"/>
     </w:rPr>
   </w:style>
-  <w:style w:type="character" w:styleId="Hyperlink">
+  <w:style w:type="character" w:styleId="Hipervnculo">
     <w:name w:val="Hyperlink"/>
-    <w:basedOn w:val="DefaultParagraphFont"/>
+    <w:basedOn w:val="Fuentedeprrafopredeter"/>
     <w:rPr>
       <w:color w:val="0000FF"/>
       <w:u w:val="single"/>
@@ -8455,15 +8617,15 @@
       <w:szCs w:val="24"/>
     </w:rPr>
   </w:style>
-  <w:style w:type="character" w:styleId="FollowedHyperlink">
+  <w:style w:type="character" w:styleId="Hipervnculovisitado">
     <w:name w:val="FollowedHyperlink"/>
-    <w:basedOn w:val="DefaultParagraphFont"/>
+    <w:basedOn w:val="Fuentedeprrafopredeter"/>
     <w:rPr>
       <w:color w:val="800080"/>
       <w:u w:val="single"/>
     </w:rPr>
   </w:style>
-  <w:style w:type="paragraph" w:styleId="BodyTextIndent2">
+  <w:style w:type="paragraph" w:styleId="Sangra2detindependiente">
     <w:name w:val="Body Text Indent 2"/>
     <w:basedOn w:val="Normal"/>
     <w:pPr>
@@ -8475,7 +8637,7 @@
       <w:lang w:val="es-ES"/>
     </w:rPr>
   </w:style>
-  <w:style w:type="paragraph" w:styleId="BodyTextIndent3">
+  <w:style w:type="paragraph" w:styleId="Sangra3detindependiente">
     <w:name w:val="Body Text Indent 3"/>
     <w:basedOn w:val="Normal"/>
     <w:pPr>
@@ -8487,7 +8649,7 @@
       <w:lang w:val="es-ES"/>
     </w:rPr>
   </w:style>
-  <w:style w:type="paragraph" w:styleId="Index1">
+  <w:style w:type="paragraph" w:styleId="ndice1">
     <w:name w:val="index 1"/>
     <w:basedOn w:val="Normal"/>
     <w:next w:val="Normal"/>
@@ -8497,7 +8659,7 @@
       <w:ind w:left="200" w:hanging="200"/>
     </w:pPr>
   </w:style>
-  <w:style w:type="paragraph" w:styleId="Index2">
+  <w:style w:type="paragraph" w:styleId="ndice2">
     <w:name w:val="index 2"/>
     <w:basedOn w:val="Normal"/>
     <w:next w:val="Normal"/>
@@ -8507,7 +8669,7 @@
       <w:ind w:left="400" w:hanging="200"/>
     </w:pPr>
   </w:style>
-  <w:style w:type="paragraph" w:styleId="Index3">
+  <w:style w:type="paragraph" w:styleId="ndice3">
     <w:name w:val="index 3"/>
     <w:basedOn w:val="Normal"/>
     <w:next w:val="Normal"/>
@@ -8517,7 +8679,7 @@
       <w:ind w:left="600" w:hanging="200"/>
     </w:pPr>
   </w:style>
-  <w:style w:type="paragraph" w:styleId="Index4">
+  <w:style w:type="paragraph" w:styleId="ndice4">
     <w:name w:val="index 4"/>
     <w:basedOn w:val="Normal"/>
     <w:next w:val="Normal"/>
@@ -8527,7 +8689,7 @@
       <w:ind w:left="800" w:hanging="200"/>
     </w:pPr>
   </w:style>
-  <w:style w:type="paragraph" w:styleId="Index5">
+  <w:style w:type="paragraph" w:styleId="ndice5">
     <w:name w:val="index 5"/>
     <w:basedOn w:val="Normal"/>
     <w:next w:val="Normal"/>
@@ -8537,7 +8699,7 @@
       <w:ind w:left="1000" w:hanging="200"/>
     </w:pPr>
   </w:style>
-  <w:style w:type="paragraph" w:styleId="Index6">
+  <w:style w:type="paragraph" w:styleId="ndice6">
     <w:name w:val="index 6"/>
     <w:basedOn w:val="Normal"/>
     <w:next w:val="Normal"/>
@@ -8547,7 +8709,7 @@
       <w:ind w:left="1200" w:hanging="200"/>
     </w:pPr>
   </w:style>
-  <w:style w:type="paragraph" w:styleId="Index7">
+  <w:style w:type="paragraph" w:styleId="ndice7">
     <w:name w:val="index 7"/>
     <w:basedOn w:val="Normal"/>
     <w:next w:val="Normal"/>
@@ -8557,7 +8719,7 @@
       <w:ind w:left="1400" w:hanging="200"/>
     </w:pPr>
   </w:style>
-  <w:style w:type="paragraph" w:styleId="Index8">
+  <w:style w:type="paragraph" w:styleId="ndice8">
     <w:name w:val="index 8"/>
     <w:basedOn w:val="Normal"/>
     <w:next w:val="Normal"/>
@@ -8567,7 +8729,7 @@
       <w:ind w:left="1600" w:hanging="200"/>
     </w:pPr>
   </w:style>
-  <w:style w:type="paragraph" w:styleId="Index9">
+  <w:style w:type="paragraph" w:styleId="ndice9">
     <w:name w:val="index 9"/>
     <w:basedOn w:val="Normal"/>
     <w:next w:val="Normal"/>
@@ -8577,10 +8739,10 @@
       <w:ind w:left="1800" w:hanging="200"/>
     </w:pPr>
   </w:style>
-  <w:style w:type="paragraph" w:styleId="IndexHeading">
+  <w:style w:type="paragraph" w:styleId="Ttulodendice">
     <w:name w:val="index heading"/>
     <w:basedOn w:val="Normal"/>
-    <w:next w:val="Index1"/>
+    <w:next w:val="ndice1"/>
     <w:semiHidden/>
   </w:style>
   <w:style w:type="paragraph" w:customStyle="1" w:styleId="Textoentabla">
@@ -8594,10 +8756,10 @@
       <w:lang w:val="es-ES" w:eastAsia="es-ES"/>
     </w:rPr>
   </w:style>
-  <w:style w:type="paragraph" w:styleId="BalloonText">
+  <w:style w:type="paragraph" w:styleId="Textodeglobo">
     <w:name w:val="Balloon Text"/>
     <w:basedOn w:val="Normal"/>
-    <w:link w:val="BalloonTextChar"/>
+    <w:link w:val="TextodegloboCar"/>
     <w:rsid w:val="00F748A6"/>
     <w:pPr>
       <w:spacing w:line="240" w:lineRule="auto"/>
@@ -8608,10 +8770,10 @@
       <w:szCs w:val="16"/>
     </w:rPr>
   </w:style>
-  <w:style w:type="character" w:customStyle="1" w:styleId="BalloonTextChar">
-    <w:name w:val="Balloon Text Char"/>
-    <w:basedOn w:val="DefaultParagraphFont"/>
-    <w:link w:val="BalloonText"/>
+  <w:style w:type="character" w:customStyle="1" w:styleId="TextodegloboCar">
+    <w:name w:val="Texto de globo Car"/>
+    <w:basedOn w:val="Fuentedeprrafopredeter"/>
+    <w:link w:val="Textodeglobo"/>
     <w:rsid w:val="00F748A6"/>
     <w:rPr>
       <w:rFonts w:ascii="Tahoma" w:hAnsi="Tahoma" w:cs="Tahoma"/>
@@ -8620,7 +8782,7 @@
       <w:lang w:val="en-US" w:eastAsia="en-US"/>
     </w:rPr>
   </w:style>
-  <w:style w:type="paragraph" w:styleId="ListParagraph">
+  <w:style w:type="paragraph" w:styleId="Prrafodelista">
     <w:name w:val="List Paragraph"/>
     <w:basedOn w:val="Normal"/>
     <w:uiPriority w:val="34"/>
@@ -8631,9 +8793,9 @@
       <w:contextualSpacing/>
     </w:pPr>
   </w:style>
-  <w:style w:type="character" w:styleId="UnresolvedMention">
+  <w:style w:type="character" w:styleId="Mencinsinresolver">
     <w:name w:val="Unresolved Mention"/>
-    <w:basedOn w:val="DefaultParagraphFont"/>
+    <w:basedOn w:val="Fuentedeprrafopredeter"/>
     <w:uiPriority w:val="99"/>
     <w:semiHidden/>
     <w:unhideWhenUsed/>
